--- a/TUTORIALS/T03_R01/T03_R01_Concept_Design_Methodology.docx
+++ b/TUTORIALS/T03_R01/T03_R01_Concept_Design_Methodology.docx
@@ -19020,7 +19020,7 @@
           <w:b w:val="0"/>
           <w:i w:val="0"/>
         </w:rPr>
-        <w:t>NWS's asset GIS carries the existing sewer, force main and treated effluent networks as geometry. Most of the sewer segments carry no recorded diameter. The tender itself states that the existing network layout is based on available information and is inaccurate, and makes preparing complete as-built records and GIS part of the consultant's scope.</w:t>
+        <w:t>NWS's asset GIS carries the sewer, force main and treated effluent networks as geometry, constructed and proposed together. No diameter and no invert level is recorded on the constructed gravity network at all. The tender itself states that the existing network layout is based on available information and is inaccurate, and makes preparing complete as-built records and GIS part of the consultant's scope.</w:t>
       </w:r>
     </w:p>
     <w:p>
@@ -19050,6 +19050,34 @@
         <w:t>Because NWS has declared its own data inaccurate in the contract, the survey and as-built exercise is a funded obligation rather than a favour, and no design conclusion needs to rest on records the client has already disowned.</w:t>
       </w:r>
     </w:p>
+    <w:p/>
+    <w:p>
+      <w:pPr>
+        <w:spacing w:before="160" w:after="160"/>
+        <w:ind w:left="170"/>
+        <w:shd w:val="clear" w:color="auto" w:fill="FBF0E4"/>
+        <w:pBdr>
+          <w:top w:val="single" w:sz="6" w:space="6" w:color="D9A441"/>
+          <w:left w:val="single" w:sz="6" w:space="6" w:color="D9A441"/>
+          <w:bottom w:val="single" w:sz="6" w:space="6" w:color="D9A441"/>
+          <w:right w:val="single" w:sz="6" w:space="6" w:color="D9A441"/>
+        </w:pBdr>
+      </w:pPr>
+      <w:r>
+        <w:rPr>
+          <w:b/>
+          <w:color w:val="A61B1B"/>
+          <w:sz w:val="20"/>
+        </w:rPr>
+        <w:t xml:space="preserve">Establish what is built before measuring anything.  </w:t>
+      </w:r>
+      <w:r>
+        <w:rPr>
+          <w:sz w:val="20"/>
+        </w:rPr>
+        <w:t>An asset GIS commonly holds proposed alignments alongside constructed ones, and a length taken from it without filtering overstates the asset base. In the Ibri dataset the operational status field separates the two, and four further fields agree with it on every record: installation date, source, project code and a remark. Constructed assets carry a date and a drawing or survey source; proposed ones carry an asset-planning source and a planning project code. Filter first, then measure, and state the two figures separately wherever either is quoted.</w:t>
+      </w:r>
+    </w:p>
     <w:p>
       <w:pPr>
         <w:pStyle w:val="Heading2"/>
@@ -19070,7 +19098,7 @@
         <w:t xml:space="preserve">1.   </w:t>
       </w:r>
       <w:r>
-        <w:t>Survey: cover and invert levels, diameters, materials, gradients, house connections, riders, lifting stations and rising mains.</w:t>
+        <w:t>Separate constructed assets from proposed alignments on the status field, and confirm the split against the installation date, the source and the project code before any quantity is taken from the dataset.</w:t>
       </w:r>
     </w:p>
     <w:p>
@@ -19085,7 +19113,7 @@
         <w:t xml:space="preserve">2.   </w:t>
       </w:r>
       <w:r>
-        <w:t>CCTV inspection for condition, carried out early rather than at detailed design.</w:t>
+        <w:t>Survey: cover and invert levels, diameters, materials, gradients, house connections, riders, lifting stations and rising mains.</w:t>
       </w:r>
     </w:p>
     <w:p>
@@ -19100,7 +19128,7 @@
         <w:t xml:space="preserve">3.   </w:t>
       </w:r>
       <w:r>
-        <w:t>Build the as-built and GIS to NWS specification and upload it to their system, subject to their acceptance.</w:t>
+        <w:t>CCTV inspection for condition, carried out early rather than at detailed design.</w:t>
       </w:r>
     </w:p>
     <w:p>
@@ -19115,7 +19143,7 @@
         <w:t xml:space="preserve">4.   </w:t>
       </w:r>
       <w:r>
-        <w:t>Model the existing network against future flows to find where capacity runs out and when.</w:t>
+        <w:t>Build the as-built and GIS to NWS specification and upload it to their system, subject to their acceptance.</w:t>
       </w:r>
     </w:p>
     <w:p>
@@ -19130,7 +19158,7 @@
         <w:t xml:space="preserve">5.   </w:t>
       </w:r>
       <w:r>
-        <w:t>Classify each asset: adequate and retained, adequate but needing rehabilitation, or to be replaced.</w:t>
+        <w:t>Model the existing network against future flows to find where capacity runs out and when.</w:t>
       </w:r>
     </w:p>
     <w:p>
@@ -19143,6 +19171,21 @@
           <w:b/>
         </w:rPr>
         <w:t xml:space="preserve">6.   </w:t>
+      </w:r>
+      <w:r>
+        <w:t>Classify each asset: adequate and retained, adequate but needing rehabilitation, or to be replaced.</w:t>
+      </w:r>
+    </w:p>
+    <w:p>
+      <w:pPr>
+        <w:spacing w:after="60"/>
+        <w:ind w:left="510" w:hanging="510"/>
+      </w:pPr>
+      <w:r>
+        <w:rPr>
+          <w:b/>
+        </w:rPr>
+        <w:t xml:space="preserve">7.   </w:t>
       </w:r>
       <w:r>
         <w:t>Design the integration points between old and new, and between the old plant and the new one.</w:t>

--- a/TUTORIALS/T03_R01/T03_R01_Concept_Design_Methodology.docx
+++ b/TUTORIALS/T03_R01/T03_R01_Concept_Design_Methodology.docx
@@ -25721,6 +25721,60 @@
     </w:p>
     <w:p>
       <w:pPr>
+        <w:spacing w:before="160" w:after="40"/>
+        <w:jc w:val="center"/>
+      </w:pPr>
+      <w:r>
+        <w:drawing>
+          <wp:inline xmlns:a="http://schemas.openxmlformats.org/drawingml/2006/main" xmlns:pic="http://schemas.openxmlformats.org/drawingml/2006/picture">
+            <wp:extent cx="5832000" cy="3368839"/>
+            <wp:docPr id="14" name="Picture 14"/>
+            <wp:cNvGraphicFramePr>
+              <a:graphicFrameLocks noChangeAspect="1"/>
+            </wp:cNvGraphicFramePr>
+            <a:graphic>
+              <a:graphicData uri="http://schemas.openxmlformats.org/drawingml/2006/picture">
+                <pic:pic>
+                  <pic:nvPicPr>
+                    <pic:cNvPr id="0" name="appraisal_method.png"/>
+                    <pic:cNvPicPr/>
+                  </pic:nvPicPr>
+                  <pic:blipFill>
+                    <a:blip r:embed="rId22"/>
+                    <a:stretch>
+                      <a:fillRect/>
+                    </a:stretch>
+                  </pic:blipFill>
+                  <pic:spPr>
+                    <a:xfrm>
+                      <a:off x="0" y="0"/>
+                      <a:ext cx="5832000" cy="3368839"/>
+                    </a:xfrm>
+                    <a:prstGeom prst="rect"/>
+                  </pic:spPr>
+                </pic:pic>
+              </a:graphicData>
+            </a:graphic>
+          </wp:inline>
+        </w:drawing>
+      </w:r>
+    </w:p>
+    <w:p>
+      <w:pPr>
+        <w:spacing w:after="200"/>
+        <w:jc w:val="center"/>
+      </w:pPr>
+      <w:r>
+        <w:rPr>
+          <w:i/>
+          <w:color w:val="5A5A5A"/>
+          <w:sz w:val="18"/>
+        </w:rPr>
+        <w:t>Figure 14   The appraisal, end to end. Each option is costed on three streams, the streams are discounted together, and only then are the options scored.</w:t>
+      </w:r>
+    </w:p>
+    <w:p>
+      <w:pPr>
         <w:spacing w:before="160" w:after="160"/>
         <w:ind w:left="170"/>
         <w:shd w:val="clear" w:color="auto" w:fill="FFF4E5"/>
@@ -27368,7 +27422,434 @@
         <w:pStyle w:val="Heading2"/>
       </w:pPr>
       <w:r>
-        <w:t>20.7   What the appraisal must produce</w:t>
+        <w:t>20.7   How appraisals of this kind go wrong</w:t>
+      </w:r>
+    </w:p>
+    <w:p>
+      <w:r>
+        <w:rPr>
+          <w:b w:val="0"/>
+          <w:i w:val="0"/>
+        </w:rPr>
+        <w:t>Two Nama Water Services pre-investment appraisals were reviewed line by line against their own calculation workbooks. The faults found there are not unusual, and each is worth checking for deliberately.</w:t>
+      </w:r>
+    </w:p>
+    <w:tbl>
+      <w:tblPr>
+        <w:tblStyle w:val="TableGrid"/>
+        <w:tblW w:type="auto" w:w="0"/>
+        <w:jc w:val="center"/>
+        <w:tblLook w:firstColumn="1" w:firstRow="1" w:lastColumn="0" w:lastRow="0" w:noHBand="0" w:noVBand="1" w:val="04A0"/>
+      </w:tblPr>
+      <w:tblGrid>
+        <w:gridCol w:w="4706"/>
+        <w:gridCol w:w="4706"/>
+      </w:tblGrid>
+      <w:tr>
+        <w:trPr>
+          <w:tblHeader/>
+          <w:cantSplit/>
+        </w:trPr>
+        <w:tc>
+          <w:tcPr>
+            <w:tcW w:type="dxa" w:w="4195"/>
+            <w:shd w:val="clear" w:color="auto" w:fill="1F3B63"/>
+          </w:tcPr>
+          <w:p>
+            <w:pPr>
+              <w:spacing w:after="40"/>
+            </w:pPr>
+            <w:r/>
+            <w:r>
+              <w:rPr>
+                <w:b/>
+                <w:color w:val="FFFFFF"/>
+                <w:sz w:val="18"/>
+              </w:rPr>
+              <w:t>Fault</w:t>
+            </w:r>
+          </w:p>
+        </w:tc>
+        <w:tc>
+          <w:tcPr>
+            <w:tcW w:type="dxa" w:w="5159"/>
+            <w:shd w:val="clear" w:color="auto" w:fill="1F3B63"/>
+          </w:tcPr>
+          <w:p>
+            <w:pPr>
+              <w:spacing w:after="40"/>
+            </w:pPr>
+            <w:r/>
+            <w:r>
+              <w:rPr>
+                <w:b/>
+                <w:color w:val="FFFFFF"/>
+                <w:sz w:val="18"/>
+              </w:rPr>
+              <w:t>What to do instead</w:t>
+            </w:r>
+          </w:p>
+        </w:tc>
+      </w:tr>
+      <w:tr>
+        <w:trPr>
+          <w:cantSplit/>
+        </w:trPr>
+        <w:tc>
+          <w:tcPr>
+            <w:tcW w:type="dxa" w:w="4195"/>
+          </w:tcPr>
+          <w:p>
+            <w:pPr>
+              <w:spacing w:after="40"/>
+            </w:pPr>
+            <w:r/>
+            <w:r>
+              <w:rPr>
+                <w:b w:val="0"/>
+                <w:sz w:val="18"/>
+              </w:rPr>
+              <w:t>Revenue billed on a peak-day volume, and on volume that includes losses</w:t>
+            </w:r>
+          </w:p>
+        </w:tc>
+        <w:tc>
+          <w:tcPr>
+            <w:tcW w:type="dxa" w:w="5159"/>
+          </w:tcPr>
+          <w:p>
+            <w:pPr>
+              <w:spacing w:after="40"/>
+            </w:pPr>
+            <w:r/>
+            <w:r>
+              <w:rPr>
+                <w:b w:val="0"/>
+                <w:sz w:val="18"/>
+              </w:rPr>
+              <w:t>Bill on the average day, and on billable volume only. Losses are non-revenue by definition</w:t>
+            </w:r>
+          </w:p>
+        </w:tc>
+      </w:tr>
+      <w:tr>
+        <w:trPr>
+          <w:cantSplit/>
+        </w:trPr>
+        <w:tc>
+          <w:tcPr>
+            <w:tcW w:type="dxa" w:w="4195"/>
+          </w:tcPr>
+          <w:p>
+            <w:pPr>
+              <w:spacing w:after="40"/>
+            </w:pPr>
+            <w:r/>
+            <w:r>
+              <w:rPr>
+                <w:b w:val="0"/>
+                <w:sz w:val="18"/>
+              </w:rPr>
+              <w:t>The split between customer categories taken from the wrong place, so the high tariff is applied to most of the volume</w:t>
+            </w:r>
+          </w:p>
+        </w:tc>
+        <w:tc>
+          <w:tcPr>
+            <w:tcW w:type="dxa" w:w="5159"/>
+          </w:tcPr>
+          <w:p>
+            <w:pPr>
+              <w:spacing w:after="40"/>
+            </w:pPr>
+            <w:r/>
+            <w:r>
+              <w:rPr>
+                <w:b w:val="0"/>
+                <w:sz w:val="18"/>
+              </w:rPr>
+              <w:t>Derive the split from the land-use allocation that sized the network, and check it against the demand table</w:t>
+            </w:r>
+          </w:p>
+        </w:tc>
+      </w:tr>
+      <w:tr>
+        <w:trPr>
+          <w:cantSplit/>
+        </w:trPr>
+        <w:tc>
+          <w:tcPr>
+            <w:tcW w:type="dxa" w:w="4195"/>
+          </w:tcPr>
+          <w:p>
+            <w:pPr>
+              <w:spacing w:after="40"/>
+            </w:pPr>
+            <w:r/>
+            <w:r>
+              <w:rPr>
+                <w:b w:val="0"/>
+                <w:sz w:val="18"/>
+              </w:rPr>
+              <w:t>Alternatives that differ from the preferred option in one quantity, sharing its structures and omitting their own pumping</w:t>
+            </w:r>
+          </w:p>
+        </w:tc>
+        <w:tc>
+          <w:tcPr>
+            <w:tcW w:type="dxa" w:w="5159"/>
+          </w:tcPr>
+          <w:p>
+            <w:pPr>
+              <w:spacing w:after="40"/>
+            </w:pPr>
+            <w:r/>
+            <w:r>
+              <w:rPr>
+                <w:b w:val="0"/>
+                <w:sz w:val="18"/>
+              </w:rPr>
+              <w:t>Cost each option as it is designed, including its own plant, its own storage and the energy that follows from them</w:t>
+            </w:r>
+          </w:p>
+        </w:tc>
+      </w:tr>
+      <w:tr>
+        <w:trPr>
+          <w:cantSplit/>
+        </w:trPr>
+        <w:tc>
+          <w:tcPr>
+            <w:tcW w:type="dxa" w:w="4195"/>
+          </w:tcPr>
+          <w:p>
+            <w:pPr>
+              <w:spacing w:after="40"/>
+            </w:pPr>
+            <w:r/>
+            <w:r>
+              <w:rPr>
+                <w:b w:val="0"/>
+                <w:sz w:val="18"/>
+              </w:rPr>
+              <w:t>Operating cost taken as a percentage of capital, with energy and labour entered as zero</w:t>
+            </w:r>
+          </w:p>
+        </w:tc>
+        <w:tc>
+          <w:tcPr>
+            <w:tcW w:type="dxa" w:w="5159"/>
+          </w:tcPr>
+          <w:p>
+            <w:pPr>
+              <w:spacing w:after="40"/>
+            </w:pPr>
+            <w:r/>
+            <w:r>
+              <w:rPr>
+                <w:b w:val="0"/>
+                <w:sz w:val="18"/>
+              </w:rPr>
+              <w:t>Build operating cost from duty. For a wastewater system energy and sludge dominate, and neither follows capital value</w:t>
+            </w:r>
+          </w:p>
+        </w:tc>
+      </w:tr>
+      <w:tr>
+        <w:trPr>
+          <w:cantSplit/>
+        </w:trPr>
+        <w:tc>
+          <w:tcPr>
+            <w:tcW w:type="dxa" w:w="4195"/>
+          </w:tcPr>
+          <w:p>
+            <w:pPr>
+              <w:spacing w:after="40"/>
+            </w:pPr>
+            <w:r/>
+            <w:r>
+              <w:rPr>
+                <w:b w:val="0"/>
+                <w:sz w:val="18"/>
+              </w:rPr>
+              <w:t>Annual operating cost multiplied by the horizon and called a lifetime cost</w:t>
+            </w:r>
+          </w:p>
+        </w:tc>
+        <w:tc>
+          <w:tcPr>
+            <w:tcW w:type="dxa" w:w="5159"/>
+          </w:tcPr>
+          <w:p>
+            <w:pPr>
+              <w:spacing w:after="40"/>
+            </w:pPr>
+            <w:r/>
+            <w:r>
+              <w:rPr>
+                <w:b w:val="0"/>
+                <w:sz w:val="18"/>
+              </w:rPr>
+              <w:t>Discount it. An undiscounted multiplication overstates the present value of a 25-year stream by about a factor of two at 5 per cent</w:t>
+            </w:r>
+          </w:p>
+        </w:tc>
+      </w:tr>
+      <w:tr>
+        <w:trPr>
+          <w:cantSplit/>
+        </w:trPr>
+        <w:tc>
+          <w:tcPr>
+            <w:tcW w:type="dxa" w:w="4195"/>
+          </w:tcPr>
+          <w:p>
+            <w:pPr>
+              <w:spacing w:after="40"/>
+            </w:pPr>
+            <w:r/>
+            <w:r>
+              <w:rPr>
+                <w:b w:val="0"/>
+                <w:sz w:val="18"/>
+              </w:rPr>
+              <w:t>A tariff margin, or an avoided cost, described as revenue</w:t>
+            </w:r>
+          </w:p>
+        </w:tc>
+        <w:tc>
+          <w:tcPr>
+            <w:tcW w:type="dxa" w:w="5159"/>
+          </w:tcPr>
+          <w:p>
+            <w:pPr>
+              <w:spacing w:after="40"/>
+            </w:pPr>
+            <w:r/>
+            <w:r>
+              <w:rPr>
+                <w:b w:val="0"/>
+                <w:sz w:val="18"/>
+              </w:rPr>
+              <w:t>Name each stream for what it is, and state the baseline it is incremental to</w:t>
+            </w:r>
+          </w:p>
+        </w:tc>
+      </w:tr>
+      <w:tr>
+        <w:trPr>
+          <w:cantSplit/>
+        </w:trPr>
+        <w:tc>
+          <w:tcPr>
+            <w:tcW w:type="dxa" w:w="4195"/>
+          </w:tcPr>
+          <w:p>
+            <w:pPr>
+              <w:spacing w:after="40"/>
+            </w:pPr>
+            <w:r/>
+            <w:r>
+              <w:rPr>
+                <w:b w:val="0"/>
+                <w:sz w:val="18"/>
+              </w:rPr>
+              <w:t>Unit rates carried forward unchanged from an earlier study</w:t>
+            </w:r>
+          </w:p>
+        </w:tc>
+        <w:tc>
+          <w:tcPr>
+            <w:tcW w:type="dxa" w:w="5159"/>
+          </w:tcPr>
+          <w:p>
+            <w:pPr>
+              <w:spacing w:after="40"/>
+            </w:pPr>
+            <w:r/>
+            <w:r>
+              <w:rPr>
+                <w:b w:val="0"/>
+                <w:sz w:val="18"/>
+              </w:rPr>
+              <w:t>Escalate to a stated base date, and say which date</w:t>
+            </w:r>
+          </w:p>
+        </w:tc>
+      </w:tr>
+      <w:tr>
+        <w:trPr>
+          <w:cantSplit/>
+        </w:trPr>
+        <w:tc>
+          <w:tcPr>
+            <w:tcW w:type="dxa" w:w="4195"/>
+          </w:tcPr>
+          <w:p>
+            <w:pPr>
+              <w:spacing w:after="40"/>
+            </w:pPr>
+            <w:r/>
+            <w:r>
+              <w:rPr>
+                <w:b w:val="0"/>
+                <w:sz w:val="18"/>
+              </w:rPr>
+              <w:t>The recommended option left out of the risk assessment</w:t>
+            </w:r>
+          </w:p>
+        </w:tc>
+        <w:tc>
+          <w:tcPr>
+            <w:tcW w:type="dxa" w:w="5159"/>
+          </w:tcPr>
+          <w:p>
+            <w:pPr>
+              <w:spacing w:after="40"/>
+            </w:pPr>
+            <w:r/>
+            <w:r>
+              <w:rPr>
+                <w:b w:val="0"/>
+                <w:sz w:val="18"/>
+              </w:rPr>
+              <w:t>Score every option, including the one you intend to recommend</w:t>
+            </w:r>
+          </w:p>
+        </w:tc>
+      </w:tr>
+    </w:tbl>
+    <w:p/>
+    <w:p>
+      <w:r>
+        <w:rPr>
+          <w:b w:val="0"/>
+          <w:i w:val="0"/>
+        </w:rPr>
+        <w:t>None of these changed the ranking in the appraisals reviewed, because the options were far apart on cost. They would change it in a close case, and they change every absolute figure that a budget, a tariff submission or a board paper depends on.</w:t>
+      </w:r>
+    </w:p>
+    <w:p>
+      <w:pPr>
+        <w:spacing w:after="200"/>
+      </w:pPr>
+      <w:r>
+        <w:rPr>
+          <w:b w:val="0"/>
+          <w:i/>
+          <w:color w:val="5A5A5A"/>
+          <w:sz w:val="18"/>
+        </w:rPr>
+        <w:t>Source: Review of two NWS pre-investment appraisal documents, Seeb Package 3 Phase 2 and Al Amerat Package 3.</w:t>
+      </w:r>
+    </w:p>
+    <w:p>
+      <w:pPr>
+        <w:pStyle w:val="Heading2"/>
+      </w:pPr>
+      <w:r>
+        <w:t>20.8   What the appraisal must produce</w:t>
       </w:r>
     </w:p>
     <w:p>
@@ -27585,7 +28066,7 @@
         <w:drawing>
           <wp:inline xmlns:a="http://schemas.openxmlformats.org/drawingml/2006/main" xmlns:pic="http://schemas.openxmlformats.org/drawingml/2006/picture">
             <wp:extent cx="5580000" cy="3936664"/>
-            <wp:docPr id="14" name="Picture 14"/>
+            <wp:docPr id="15" name="Picture 15"/>
             <wp:cNvGraphicFramePr>
               <a:graphicFrameLocks noChangeAspect="1"/>
             </wp:cNvGraphicFramePr>
@@ -27597,7 +28078,7 @@
                     <pic:cNvPicPr/>
                   </pic:nvPicPr>
                   <pic:blipFill>
-                    <a:blip r:embed="rId22"/>
+                    <a:blip r:embed="rId23"/>
                     <a:stretch>
                       <a:fillRect/>
                     </a:stretch>
@@ -27627,7 +28108,7 @@
           <w:color w:val="5A5A5A"/>
           <w:sz w:val="18"/>
         </w:rPr>
-        <w:t>Figure 14   Options appraisal. Where costs sit within ten per cent, the greener option is adopted.</w:t>
+        <w:t>Figure 15   Options appraisal. Where costs sit within ten per cent, the greener option is adopted.</w:t>
       </w:r>
     </w:p>
     <w:p>
@@ -29567,7 +30048,7 @@
       </w:r>
     </w:p>
     <w:sectPr>
-      <w:footerReference w:type="default" r:id="rId23"/>
+      <w:footerReference w:type="default" r:id="rId24"/>
       <w:pgSz w:w="11906" w:h="16838"/>
       <w:pgMar w:top="1247" w:right="1247" w:bottom="1134" w:left="1247" w:header="720" w:footer="720" w:gutter="0"/>
       <w:cols w:space="720"/>

--- a/TUTORIALS/T03_R01/T03_R01_Concept_Design_Methodology.docx
+++ b/TUTORIALS/T03_R01/T03_R01_Concept_Design_Methodology.docx
@@ -25727,7 +25727,7 @@
       <w:r>
         <w:drawing>
           <wp:inline xmlns:a="http://schemas.openxmlformats.org/drawingml/2006/main" xmlns:pic="http://schemas.openxmlformats.org/drawingml/2006/picture">
-            <wp:extent cx="5832000" cy="3368839"/>
+            <wp:extent cx="5832000" cy="3512622"/>
             <wp:docPr id="14" name="Picture 14"/>
             <wp:cNvGraphicFramePr>
               <a:graphicFrameLocks noChangeAspect="1"/>
@@ -25748,7 +25748,7 @@
                   <pic:spPr>
                     <a:xfrm>
                       <a:off x="0" y="0"/>
-                      <a:ext cx="5832000" cy="3368839"/>
+                      <a:ext cx="5832000" cy="3512622"/>
                     </a:xfrm>
                     <a:prstGeom prst="rect"/>
                   </pic:spPr>
